--- a/LabWorks_2026/Лабораторная работа №2.docx
+++ b/LabWorks_2026/Лабораторная работа №2.docx
@@ -315,27 +315,6 @@
         </w:numPr>
       </w:pPr>
       <w:r>
-        <w:t>И</w:t>
-      </w:r>
-      <w:r>
-        <w:t xml:space="preserve">зменить </w:t>
-      </w:r>
-      <w:r>
-        <w:t>почту</w:t>
-      </w:r>
-      <w:r>
-        <w:t xml:space="preserve"> другого пользователя</w:t>
-      </w:r>
-    </w:p>
-    <w:p>
-      <w:pPr>
-        <w:pStyle w:val="2"/>
-        <w:numPr>
-          <w:ilvl w:val="2"/>
-          <w:numId w:val="1"/>
-        </w:numPr>
-      </w:pPr>
-      <w:r>
         <w:t>О</w:t>
       </w:r>
       <w:r>
@@ -440,27 +419,27 @@
         </w:numPr>
       </w:pPr>
       <w:r>
+        <w:t xml:space="preserve">Исследовать уязвимости веб-приложений ПО п. </w:t>
+      </w:r>
+      <w:proofErr w:type="gramStart"/>
+      <w:r>
+        <w:t>5.1-5.4</w:t>
+      </w:r>
+      <w:proofErr w:type="gramEnd"/>
+      <w:r>
+        <w:t>;</w:t>
+      </w:r>
+    </w:p>
+    <w:p>
+      <w:pPr>
+        <w:pStyle w:val="2"/>
+        <w:numPr>
+          <w:ilvl w:val="1"/>
+          <w:numId w:val="1"/>
+        </w:numPr>
+      </w:pPr>
+      <w:r>
         <w:lastRenderedPageBreak/>
-        <w:t xml:space="preserve">Исследовать уязвимости веб-приложений ПО п. </w:t>
-      </w:r>
-      <w:proofErr w:type="gramStart"/>
-      <w:r>
-        <w:t>5.1-5.4</w:t>
-      </w:r>
-      <w:proofErr w:type="gramEnd"/>
-      <w:r>
-        <w:t>;</w:t>
-      </w:r>
-    </w:p>
-    <w:p>
-      <w:pPr>
-        <w:pStyle w:val="2"/>
-        <w:numPr>
-          <w:ilvl w:val="1"/>
-          <w:numId w:val="1"/>
-        </w:numPr>
-      </w:pPr>
-      <w:r>
         <w:t>Ответить на контрольные вопросы п. 8;</w:t>
       </w:r>
     </w:p>
@@ -1148,18 +1127,18 @@
     <w:p/>
     <w:p>
       <w:r>
+        <w:t xml:space="preserve">Этот код демонстрирует уязвимость авторизации, позволяя пользователям </w:t>
+      </w:r>
+      <w:r>
+        <w:t>выполнять операции, на которые у них не</w:t>
+      </w:r>
+      <w:r>
+        <w:t xml:space="preserve"> должно быть прав.</w:t>
+      </w:r>
+    </w:p>
+    <w:p>
+      <w:r>
         <w:lastRenderedPageBreak/>
-        <w:t xml:space="preserve">Этот код демонстрирует уязвимость авторизации, позволяя пользователям </w:t>
-      </w:r>
-      <w:r>
-        <w:t>выполнять операции, на которые у них не</w:t>
-      </w:r>
-      <w:r>
-        <w:t xml:space="preserve"> должно быть прав.</w:t>
-      </w:r>
-    </w:p>
-    <w:p>
-      <w:r>
         <w:t xml:space="preserve">Для борьбы с данной уязвимостью </w:t>
       </w:r>
       <w:r>
@@ -1201,10 +1180,7 @@
     </w:p>
     <w:p>
       <w:r>
-        <w:t xml:space="preserve">Для борьбы с данной уязвимостью можно использовать </w:t>
-      </w:r>
-      <w:r>
-        <w:t xml:space="preserve">ограничения политик или специальный </w:t>
+        <w:t xml:space="preserve">Для борьбы с данной уязвимостью можно использовать ограничения политик или специальный </w:t>
       </w:r>
       <w:r>
         <w:rPr>
@@ -1216,10 +1192,7 @@
         <w:t>-</w:t>
       </w:r>
       <w:r>
-        <w:t>токен</w:t>
-      </w:r>
-      <w:r>
-        <w:t>.</w:t>
+        <w:t>токен.</w:t>
       </w:r>
     </w:p>
     <w:p/>
